--- a/testakten/sanierungsgewinn-starug-plan-windenergie-pellbach-2026/03_restrukturierungsplan_4_ff_starug_eckpunkte.docx
+++ b/testakten/sanierungsgewinn-starug-plan-windenergie-pellbach-2026/03_restrukturierungsplan_4_ff_starug_eckpunkte.docx
@@ -5,72 +5,108 @@
     <w:p>
       <w:pPr>
         <w:pStyle w:val="Heading1"/>
+        <w:spacing w:after="160" w:line="259" w:lineRule="auto"/>
       </w:pPr>
       <w:r>
         <w:rPr>
           <w:rFonts w:ascii="Times New Roman" w:hAnsi="Times New Roman"/>
+          <w:b/>
+          <w:sz w:val="28"/>
         </w:rPr>
         <w:t>03 Restrukturierungsplan §§ 4 ff. StaRUG — Eckpunkte Pellbach Windenergie GmbH</w:t>
       </w:r>
     </w:p>
     <w:p>
       <w:pPr>
+        <w:spacing w:before="120" w:after="60" w:line="259" w:lineRule="auto"/>
         <w:jc w:val="left"/>
       </w:pPr>
       <w:r>
         <w:rPr>
+          <w:rFonts w:ascii="Times New Roman" w:hAnsi="Times New Roman"/>
           <w:b/>
+          <w:sz w:val="22"/>
         </w:rPr>
         <w:t>Verfahren:</w:t>
       </w:r>
       <w:r>
+        <w:rPr>
+          <w:rFonts w:ascii="Times New Roman" w:hAnsi="Times New Roman"/>
+          <w:b/>
+          <w:sz w:val="22"/>
+        </w:rPr>
         <w:t xml:space="preserve"> AG Cottbus 92 RES 14/26</w:t>
       </w:r>
     </w:p>
     <w:p>
       <w:pPr>
+        <w:spacing w:before="120" w:after="60" w:line="259" w:lineRule="auto"/>
         <w:jc w:val="left"/>
       </w:pPr>
       <w:r>
         <w:rPr>
+          <w:rFonts w:ascii="Times New Roman" w:hAnsi="Times New Roman"/>
           <w:b/>
+          <w:sz w:val="22"/>
         </w:rPr>
         <w:t>Plan-Vorlage:</w:t>
       </w:r>
       <w:r>
+        <w:rPr>
+          <w:rFonts w:ascii="Times New Roman" w:hAnsi="Times New Roman"/>
+          <w:b/>
+          <w:sz w:val="22"/>
+        </w:rPr>
         <w:t xml:space="preserve"> 30.05.2026</w:t>
       </w:r>
     </w:p>
     <w:p>
       <w:pPr>
+        <w:spacing w:before="120" w:after="60" w:line="259" w:lineRule="auto"/>
         <w:jc w:val="left"/>
       </w:pPr>
       <w:r>
         <w:rPr>
+          <w:rFonts w:ascii="Times New Roman" w:hAnsi="Times New Roman"/>
           <w:b/>
+          <w:sz w:val="22"/>
         </w:rPr>
         <w:t>Abstimmungstermin Plan-Versammlung:</w:t>
       </w:r>
       <w:r>
+        <w:rPr>
+          <w:rFonts w:ascii="Times New Roman" w:hAnsi="Times New Roman"/>
+          <w:b/>
+          <w:sz w:val="22"/>
+        </w:rPr>
         <w:t xml:space="preserve"> 24.06.2026</w:t>
       </w:r>
     </w:p>
     <w:p>
       <w:pPr>
+        <w:spacing w:before="120" w:after="60" w:line="259" w:lineRule="auto"/>
         <w:jc w:val="left"/>
       </w:pPr>
       <w:r>
         <w:rPr>
+          <w:rFonts w:ascii="Times New Roman" w:hAnsi="Times New Roman"/>
           <w:b/>
+          <w:sz w:val="22"/>
         </w:rPr>
         <w:t>Bestätigung erwartet:</w:t>
       </w:r>
       <w:r>
+        <w:rPr>
+          <w:rFonts w:ascii="Times New Roman" w:hAnsi="Times New Roman"/>
+          <w:b/>
+          <w:sz w:val="22"/>
+        </w:rPr>
         <w:t xml:space="preserve"> 02.07.2026</w:t>
       </w:r>
     </w:p>
     <w:p>
       <w:pPr>
+        <w:spacing w:line="259" w:lineRule="auto" w:after="60"/>
         <w:jc w:val="left"/>
       </w:pPr>
       <w:r>
@@ -85,31 +121,43 @@
     </w:p>
     <w:p>
       <w:pPr>
+        <w:spacing w:before="120" w:after="60" w:line="259" w:lineRule="auto"/>
         <w:jc w:val="left"/>
       </w:pPr>
       <w:r>
         <w:rPr>
+          <w:rFonts w:ascii="Times New Roman" w:hAnsi="Times New Roman"/>
           <w:b/>
+          <w:sz w:val="22"/>
         </w:rPr>
         <w:t>Restrukturierungsbeauftragter:</w:t>
       </w:r>
       <w:r>
+        <w:rPr>
+          <w:rFonts w:ascii="Times New Roman" w:hAnsi="Times New Roman"/>
+          <w:b/>
+          <w:sz w:val="22"/>
+        </w:rPr>
         <w:t xml:space="preserve"> Dr. Andreas Vellenbach, Vellenbach + Cie, Berlin</w:t>
       </w:r>
     </w:p>
     <w:p>
       <w:pPr>
         <w:pStyle w:val="Heading2"/>
+        <w:spacing w:before="120" w:after="60" w:line="259" w:lineRule="auto"/>
       </w:pPr>
       <w:r>
         <w:rPr>
           <w:rFonts w:ascii="Times New Roman" w:hAnsi="Times New Roman"/>
+          <w:b/>
+          <w:sz w:val="22"/>
         </w:rPr>
         <w:t>1. Plan-Grundidee</w:t>
       </w:r>
     </w:p>
     <w:p>
       <w:pPr>
+        <w:spacing w:line="259" w:lineRule="auto" w:after="60"/>
         <w:jc w:val="left"/>
       </w:pPr>
       <w:r>
@@ -119,6 +167,7 @@
     <w:p>
       <w:pPr>
         <w:pStyle w:val="ListBullet"/>
+        <w:spacing w:line="259" w:lineRule="auto" w:after="60"/>
       </w:pPr>
       <w:r>
         <w:t>Forderungsverzicht des Banken-Konsortiums: 22.000.000 EUR</w:t>
@@ -127,6 +176,7 @@
     <w:p>
       <w:pPr>
         <w:pStyle w:val="ListBullet"/>
+        <w:spacing w:line="259" w:lineRule="auto" w:after="60"/>
       </w:pPr>
       <w:r>
         <w:t>Debt-Equity-Swap des Banken-Konsortiums: 8.000.000 EUR für 35 % Anteilsübertragung</w:t>
@@ -135,6 +185,7 @@
     <w:p>
       <w:pPr>
         <w:pStyle w:val="ListBullet"/>
+        <w:spacing w:line="259" w:lineRule="auto" w:after="60"/>
       </w:pPr>
       <w:r>
         <w:t>Stundung des Restbetrages: 5.000.000 EUR, 36 Monate, Zins 2,5 % (Basispunkt + 100 bp)</w:t>
@@ -143,6 +194,7 @@
     <w:p>
       <w:pPr>
         <w:pStyle w:val="ListBullet"/>
+        <w:spacing w:line="259" w:lineRule="auto" w:after="60"/>
       </w:pPr>
       <w:r>
         <w:t>Operative Massnahmen (Personalanpassung, Standortkonsolidierung)</w:t>
@@ -151,6 +203,7 @@
     <w:p>
       <w:pPr>
         <w:pStyle w:val="ListBullet"/>
+        <w:spacing w:line="259" w:lineRule="auto" w:after="60"/>
       </w:pPr>
       <w:r>
         <w:t>Strategischer Pivot zur Direktvermarktung</w:t>
@@ -159,6 +212,7 @@
     <w:p>
       <w:pPr>
         <w:pStyle w:val="Heading2"/>
+        <w:spacing w:line="259" w:lineRule="auto" w:after="60"/>
       </w:pPr>
       <w:r>
         <w:rPr>
@@ -169,6 +223,7 @@
     </w:p>
     <w:p>
       <w:pPr>
+        <w:spacing w:line="259" w:lineRule="auto" w:after="60"/>
         <w:jc w:val="left"/>
       </w:pPr>
       <w:r>
@@ -484,6 +539,7 @@
     </w:tbl>
     <w:p>
       <w:pPr>
+        <w:spacing w:line="259" w:lineRule="auto" w:after="60"/>
         <w:jc w:val="left"/>
       </w:pPr>
       <w:r>
@@ -493,6 +549,7 @@
     <w:p>
       <w:pPr>
         <w:pStyle w:val="Heading2"/>
+        <w:spacing w:line="259" w:lineRule="auto" w:after="60"/>
       </w:pPr>
       <w:r>
         <w:rPr>
@@ -705,6 +762,7 @@
     </w:tbl>
     <w:p>
       <w:pPr>
+        <w:spacing w:line="259" w:lineRule="auto" w:after="60"/>
         <w:jc w:val="left"/>
       </w:pPr>
       <w:r>
@@ -714,6 +772,7 @@
     <w:p>
       <w:pPr>
         <w:pStyle w:val="Heading2"/>
+        <w:spacing w:line="259" w:lineRule="auto" w:after="60"/>
       </w:pPr>
       <w:r>
         <w:rPr>
@@ -1095,6 +1154,7 @@
     <w:p>
       <w:pPr>
         <w:pStyle w:val="Heading2"/>
+        <w:spacing w:line="259" w:lineRule="auto" w:after="60"/>
       </w:pPr>
       <w:r>
         <w:rPr>
@@ -1359,6 +1419,7 @@
     <w:p>
       <w:pPr>
         <w:pStyle w:val="Heading2"/>
+        <w:spacing w:line="259" w:lineRule="auto" w:after="60"/>
       </w:pPr>
       <w:r>
         <w:rPr>
@@ -1863,6 +1924,7 @@
     <w:p>
       <w:pPr>
         <w:pStyle w:val="Heading2"/>
+        <w:spacing w:line="259" w:lineRule="auto" w:after="60"/>
       </w:pPr>
       <w:r>
         <w:rPr>
@@ -2037,6 +2099,7 @@
     <w:p>
       <w:pPr>
         <w:pStyle w:val="Heading2"/>
+        <w:spacing w:line="259" w:lineRule="auto" w:after="60"/>
       </w:pPr>
       <w:r>
         <w:rPr>
@@ -2300,6 +2363,7 @@
     </w:tbl>
     <w:p>
       <w:pPr>
+        <w:spacing w:line="259" w:lineRule="auto" w:after="60"/>
         <w:jc w:val="left"/>
       </w:pPr>
       <w:r>
@@ -2309,6 +2373,7 @@
     <w:p>
       <w:pPr>
         <w:pStyle w:val="Heading2"/>
+        <w:spacing w:line="259" w:lineRule="auto" w:after="60"/>
       </w:pPr>
       <w:r>
         <w:rPr>
@@ -2320,6 +2385,7 @@
     <w:p>
       <w:pPr>
         <w:pStyle w:val="ListBullet"/>
+        <w:spacing w:line="259" w:lineRule="auto" w:after="60"/>
       </w:pPr>
       <w:r>
         <w:t>§ 3a EStG-Steuerbefreiung ist allgemeine Massnahme (keine EU-Beihilfe).</w:t>
@@ -2328,6 +2394,7 @@
     <w:p>
       <w:pPr>
         <w:pStyle w:val="ListBullet"/>
+        <w:spacing w:line="259" w:lineRule="auto" w:after="60"/>
       </w:pPr>
       <w:r>
         <w:t>§ 8d KStG ist allgemeine Massnahme (keine Beihilfe).</w:t>
@@ -2336,6 +2403,7 @@
     <w:p>
       <w:pPr>
         <w:pStyle w:val="ListBullet"/>
+        <w:spacing w:line="259" w:lineRule="auto" w:after="60"/>
       </w:pPr>
       <w:r>
         <w:t>§ 8c Abs. 1a KStG (alte Sanierungsklausel) ist durch EU-Kommissions-Beschluss 2011/527/EU als Beihilfe eingestuft und ausser Anwendung. Aktuelle Reaktivierung wurde 2018 angestossen, ist aber nicht durchgesetzt. Im Streitfall Pellbach nicht relevant.</w:t>
@@ -2344,6 +2412,7 @@
     <w:p>
       <w:pPr>
         <w:pStyle w:val="Heading2"/>
+        <w:spacing w:line="259" w:lineRule="auto" w:after="60"/>
       </w:pPr>
       <w:r>
         <w:rPr>
@@ -2355,6 +2424,7 @@
     <w:p>
       <w:pPr>
         <w:pStyle w:val="ListBullet"/>
+        <w:spacing w:line="259" w:lineRule="auto" w:after="60"/>
       </w:pPr>
       <w:r>
         <w:t>§ 3a IV EStG-Antrag muss spätestens 27.05.2026 beim FA Cottbus eingehen. Plan-Vorlage 30.05.2026 — Antrag muss vor Vorlage stehen, um die Linie FG Koeln 12 K 1413/25 sicher zu vermeiden.</w:t>
@@ -2363,6 +2433,7 @@
     <w:p>
       <w:pPr>
         <w:pStyle w:val="ListBullet"/>
+        <w:spacing w:line="259" w:lineRule="auto" w:after="60"/>
       </w:pPr>
       <w:r>
         <w:t>DES-Werthaltigkeitsgutachten wird durch WP Buchner &amp; Voltz erstellt, beauftragt am 25.03.2026, abgegeben am 30.04.2026 (vorläufig) und 15.05.2026 (final). Werthaltigkeitswert nach Gutachten: 5,2 Mio EUR; DES-Sanierungsertrag-Anteil: 2,8 Mio EUR.</w:t>
@@ -2371,6 +2442,7 @@
     <w:p>
       <w:pPr>
         <w:pStyle w:val="ListBullet"/>
+        <w:spacing w:line="259" w:lineRule="auto" w:after="60"/>
       </w:pPr>
       <w:r>
         <w:t>§ 8d KStG-Antrag muss mit Steuererklaerung 2026 gestellt werden.</w:t>
@@ -2379,6 +2451,7 @@
     <w:p>
       <w:pPr>
         <w:pStyle w:val="ListBullet"/>
+        <w:spacing w:line="259" w:lineRule="auto" w:after="60"/>
       </w:pPr>
       <w:r>
         <w:rPr>
@@ -2427,13 +2500,58 @@
       </w:r>
     </w:p>
     <w:sectPr>
+      <w:headerReference w:type="default" r:id="rId9"/>
+      <w:footerReference w:type="default" r:id="rId10"/>
       <w:pgSz w:w="11906" w:h="16838"/>
-      <w:pgMar w:top="1417" w:right="1417" w:bottom="1417" w:left="1417" w:header="720" w:footer="720" w:gutter="0"/>
+      <w:pgMar w:top="1191" w:right="1247" w:bottom="1134" w:left="1361" w:header="720" w:footer="720" w:gutter="0"/>
       <w:cols w:space="720"/>
       <w:docGrid w:linePitch="360"/>
     </w:sectPr>
   </w:body>
 </w:document>
+</file>
+
+<file path=word/footer1.xml><?xml version="1.0" encoding="utf-8"?>
+<w:ftr xmlns:m="http://schemas.openxmlformats.org/officeDocument/2006/math" xmlns:mc="http://schemas.openxmlformats.org/markup-compatibility/2006" xmlns:mo="http://schemas.microsoft.com/office/mac/office/2008/main" xmlns:mv="urn:schemas-microsoft-com:mac:vml" xmlns:o="urn:schemas-microsoft-com:office:office" xmlns:r="http://schemas.openxmlformats.org/officeDocument/2006/relationships" xmlns:v="urn:schemas-microsoft-com:vml" xmlns:w10="urn:schemas-microsoft-com:office:word" xmlns:w14="http://schemas.microsoft.com/office/word/2010/wordml" xmlns:w="http://schemas.openxmlformats.org/wordprocessingml/2006/main" xmlns:wne="http://schemas.microsoft.com/office/word/2006/wordml" xmlns:wp14="http://schemas.microsoft.com/office/word/2010/wordprocessingDrawing" xmlns:wp="http://schemas.openxmlformats.org/drawingml/2006/wordprocessingDrawing" xmlns:wpc="http://schemas.microsoft.com/office/word/2010/wordprocessingCanvas" xmlns:wpg="http://schemas.microsoft.com/office/word/2010/wordprocessingGroup" xmlns:wpi="http://schemas.microsoft.com/office/word/2010/wordprocessingInk" xmlns:wps="http://schemas.microsoft.com/office/word/2010/wordprocessingShape" mc:Ignorable="w14 wp14">
+  <w:p>
+    <w:pPr>
+      <w:pStyle w:val="Footer"/>
+      <w:jc w:val="left"/>
+    </w:pPr>
+    <w:r/>
+    <w:r>
+      <w:rPr>
+        <w:rFonts w:ascii="Times New Roman" w:hAnsi="Times New Roman"/>
+        <w:b w:val="0"/>
+        <w:color w:val="777777"/>
+        <w:sz w:val="17"/>
+      </w:rPr>
+      <w:t>Vertraulich | Bearbeitungsstand Juli 2026 | nur zur Aktenbearbeitung</w:t>
+    </w:r>
+  </w:p>
+</w:ftr>
+</file>
+
+<file path=word/header1.xml><?xml version="1.0" encoding="utf-8"?>
+<w:hdr xmlns:m="http://schemas.openxmlformats.org/officeDocument/2006/math" xmlns:mc="http://schemas.openxmlformats.org/markup-compatibility/2006" xmlns:mo="http://schemas.microsoft.com/office/mac/office/2008/main" xmlns:mv="urn:schemas-microsoft-com:mac:vml" xmlns:o="urn:schemas-microsoft-com:office:office" xmlns:r="http://schemas.openxmlformats.org/officeDocument/2006/relationships" xmlns:v="urn:schemas-microsoft-com:vml" xmlns:w10="urn:schemas-microsoft-com:office:word" xmlns:w14="http://schemas.microsoft.com/office/word/2010/wordml" xmlns:w="http://schemas.openxmlformats.org/wordprocessingml/2006/main" xmlns:wne="http://schemas.microsoft.com/office/word/2006/wordml" xmlns:wp14="http://schemas.microsoft.com/office/word/2010/wordprocessingDrawing" xmlns:wp="http://schemas.openxmlformats.org/drawingml/2006/wordprocessingDrawing" xmlns:wpc="http://schemas.microsoft.com/office/word/2010/wordprocessingCanvas" xmlns:wpg="http://schemas.microsoft.com/office/word/2010/wordprocessingGroup" xmlns:wpi="http://schemas.microsoft.com/office/word/2010/wordprocessingInk" xmlns:wps="http://schemas.microsoft.com/office/word/2010/wordprocessingShape" mc:Ignorable="w14 wp14">
+  <w:p>
+    <w:pPr>
+      <w:pStyle w:val="Header"/>
+      <w:jc w:val="left"/>
+    </w:pPr>
+    <w:r/>
+    <w:r>
+      <w:rPr>
+        <w:rFonts w:ascii="Times New Roman" w:hAnsi="Times New Roman"/>
+        <w:b w:val="0"/>
+        <w:i w:val="0"/>
+        <w:color w:val="666666"/>
+        <w:sz w:val="17"/>
+      </w:rPr>
+      <w:t>Lindenhof und Partner mbB | Insolvenz- und Restrukturierungsakte | Bearbeitungsstand Juli 2026</w:t>
+    </w:r>
+  </w:p>
+</w:hdr>
 </file>
 
 <file path=word/numbering.xml><?xml version="1.0" encoding="utf-8"?>
@@ -3150,11 +3268,12 @@
       <w:contextualSpacing/>
     </w:pPr>
     <w:rPr>
-      <w:rFonts w:asciiTheme="majorHAnsi" w:eastAsiaTheme="majorEastAsia" w:hAnsiTheme="majorHAnsi" w:cstheme="majorBidi"/>
+      <w:rFonts w:asciiTheme="majorHAnsi" w:eastAsiaTheme="majorEastAsia" w:hAnsiTheme="majorHAnsi" w:cstheme="majorBidi" w:ascii="Times New Roman" w:hAnsi="Times New Roman"/>
+      <w:b/>
       <w:color w:val="17365D" w:themeColor="text2" w:themeShade="BF"/>
       <w:spacing w:val="5"/>
       <w:kern w:val="28"/>
-      <w:sz w:val="52"/>
+      <w:sz w:val="30"/>
       <w:szCs w:val="52"/>
     </w:rPr>
   </w:style>
